--- a/PPTs/Exam/CSC256 Final Exam Cheatsheet.docx
+++ b/PPTs/Exam/CSC256 Final Exam Cheatsheet.docx
@@ -168,6 +168,7 @@
         <w:rPr>
           <w:rFonts w:eastAsiaTheme="minorEastAsia"/>
           <w:b/>
+          <w:noProof/>
           <w:color w:val="000000"/>
         </w:rPr>
         <w:drawing>
@@ -244,7 +245,16 @@
           <w:bCs/>
           <w:color w:val="000000"/>
         </w:rPr>
-        <w:t>Consider all lower-priority tasks (k</w:t>
+        <w:t>Consider all lower-priority tasks (</w:t>
+      </w:r>
+      <w:proofErr w:type="spellStart"/>
+      <w:r>
+        <w:rPr>
+          <w:rFonts w:eastAsiaTheme="minorEastAsia"/>
+          <w:bCs/>
+          <w:color w:val="000000"/>
+        </w:rPr>
+        <w:t>k</w:t>
       </w:r>
       <w:r>
         <w:rPr>
@@ -254,7 +264,6 @@
         </w:rPr>
         <w:t>∈</w:t>
       </w:r>
-      <w:proofErr w:type="spellStart"/>
       <w:r>
         <w:rPr>
           <w:rFonts w:eastAsiaTheme="minorEastAsia"/>
@@ -3337,6 +3346,7 @@
   <w:style w:type="character" w:default="1" w:styleId="DefaultParagraphFont">
     <w:name w:val="Default Paragraph Font"/>
     <w:uiPriority w:val="1"/>
+    <w:semiHidden/>
     <w:unhideWhenUsed/>
   </w:style>
   <w:style w:type="table" w:default="1" w:styleId="TableNormal">
